--- a/Backend/Director_Disclosure/Output_Disclosures/2024-25/ADANI_RENEWABLE_ENERGY_SIXTY_ONE_LIMITED/DIR-8/DIR8_SATISH_KUMAR_RATHOR_09039324.docx
+++ b/Backend/Director_Disclosure/Output_Disclosures/2024-25/ADANI_RENEWABLE_ENERGY_SIXTY_ONE_LIMITED/DIR-8/DIR8_SATISH_KUMAR_RATHOR_09039324.docx
@@ -340,7 +340,7 @@
                 <w:b w:val="0"/>
                 <w:sz w:val="23"/>
               </w:rPr>
-              <w:t>ADANI RENEWABLE ENERGY SIXTY THREE LIMITED</w:t>
+              <w:t>ADANI RENEWABLE ENERGY SIXTY ONE LIMITED</w:t>
             </w:r>
           </w:p>
         </w:tc>
@@ -404,14 +404,6 @@
               <w:spacing w:after="0"/>
               <w:jc w:val="both"/>
             </w:pPr>
-            <w:r>
-              <w:rPr>
-                <w:rFonts w:ascii="Adani" w:hAnsi="Adani" w:eastAsia="Adani" w:cs="Adani"/>
-                <w:b w:val="0"/>
-                <w:sz w:val="23"/>
-              </w:rPr>
-              <w:t>ADANI RENEWABLE ENERGY SIXTY ONE LIMITED</w:t>
-            </w:r>
           </w:p>
         </w:tc>
         <w:tc>
@@ -423,14 +415,6 @@
               <w:spacing w:after="0"/>
               <w:jc w:val="center"/>
             </w:pPr>
-            <w:r>
-              <w:rPr>
-                <w:rFonts w:ascii="Adani" w:hAnsi="Adani" w:eastAsia="Adani" w:cs="Adani"/>
-                <w:b w:val="0"/>
-                <w:sz w:val="23"/>
-              </w:rPr>
-              <w:t>26/08/2025</w:t>
-            </w:r>
           </w:p>
         </w:tc>
         <w:tc>
@@ -474,14 +458,6 @@
               <w:spacing w:after="0"/>
               <w:jc w:val="both"/>
             </w:pPr>
-            <w:r>
-              <w:rPr>
-                <w:rFonts w:ascii="Adani" w:hAnsi="Adani" w:eastAsia="Adani" w:cs="Adani"/>
-                <w:b w:val="0"/>
-                <w:sz w:val="23"/>
-              </w:rPr>
-              <w:t>ADANI RENEWABLE ENERGY SIXTY TWO LIMITED</w:t>
-            </w:r>
           </w:p>
         </w:tc>
         <w:tc>
@@ -493,1134 +469,6 @@
               <w:spacing w:after="0"/>
               <w:jc w:val="center"/>
             </w:pPr>
-            <w:r>
-              <w:rPr>
-                <w:rFonts w:ascii="Adani" w:hAnsi="Adani" w:eastAsia="Adani" w:cs="Adani"/>
-                <w:b w:val="0"/>
-                <w:sz w:val="23"/>
-              </w:rPr>
-              <w:t>26/08/2025</w:t>
-            </w:r>
-          </w:p>
-        </w:tc>
-        <w:tc>
-          <w:tcPr>
-            <w:tcW w:type="dxa" w:w="2250"/>
-          </w:tcPr>
-          <w:p>
-            <w:pPr>
-              <w:spacing w:after="0"/>
-              <w:jc w:val="center"/>
-            </w:pPr>
-          </w:p>
-        </w:tc>
-      </w:tr>
-      <w:tr>
-        <w:tc>
-          <w:tcPr>
-            <w:tcW w:type="dxa" w:w="636"/>
-          </w:tcPr>
-          <w:p>
-            <w:pPr>
-              <w:spacing w:after="0"/>
-              <w:ind w:left="360"/>
-            </w:pPr>
-            <w:r>
-              <w:rPr>
-                <w:rFonts w:ascii="Adani" w:hAnsi="Adani" w:eastAsia="Adani" w:cs="Adani"/>
-                <w:b w:val="0"/>
-                <w:sz w:val="23"/>
-              </w:rPr>
-              <w:t>4</w:t>
-            </w:r>
-          </w:p>
-        </w:tc>
-        <w:tc>
-          <w:tcPr>
-            <w:tcW w:type="dxa" w:w="3864"/>
-          </w:tcPr>
-          <w:p>
-            <w:pPr>
-              <w:spacing w:after="0"/>
-              <w:jc w:val="both"/>
-            </w:pPr>
-            <w:r>
-              <w:rPr>
-                <w:rFonts w:ascii="Adani" w:hAnsi="Adani" w:eastAsia="Adani" w:cs="Adani"/>
-                <w:b w:val="0"/>
-                <w:sz w:val="23"/>
-              </w:rPr>
-              <w:t>ADANI RENEWABLE ENERGY SIXTY LIMITED</w:t>
-            </w:r>
-          </w:p>
-        </w:tc>
-        <w:tc>
-          <w:tcPr>
-            <w:tcW w:type="dxa" w:w="2610"/>
-          </w:tcPr>
-          <w:p>
-            <w:pPr>
-              <w:spacing w:after="0"/>
-              <w:jc w:val="center"/>
-            </w:pPr>
-            <w:r>
-              <w:rPr>
-                <w:rFonts w:ascii="Adani" w:hAnsi="Adani" w:eastAsia="Adani" w:cs="Adani"/>
-                <w:b w:val="0"/>
-                <w:sz w:val="23"/>
-              </w:rPr>
-              <w:t>26/08/2025</w:t>
-            </w:r>
-          </w:p>
-        </w:tc>
-        <w:tc>
-          <w:tcPr>
-            <w:tcW w:type="dxa" w:w="2250"/>
-          </w:tcPr>
-          <w:p>
-            <w:pPr>
-              <w:spacing w:after="0"/>
-              <w:jc w:val="center"/>
-            </w:pPr>
-          </w:p>
-        </w:tc>
-      </w:tr>
-      <w:tr>
-        <w:tc>
-          <w:tcPr>
-            <w:tcW w:type="dxa" w:w="636"/>
-          </w:tcPr>
-          <w:p>
-            <w:pPr>
-              <w:spacing w:after="0"/>
-              <w:ind w:left="360"/>
-            </w:pPr>
-            <w:r>
-              <w:rPr>
-                <w:rFonts w:ascii="Adani" w:hAnsi="Adani" w:eastAsia="Adani" w:cs="Adani"/>
-                <w:b w:val="0"/>
-                <w:sz w:val="23"/>
-              </w:rPr>
-              <w:t>5</w:t>
-            </w:r>
-          </w:p>
-        </w:tc>
-        <w:tc>
-          <w:tcPr>
-            <w:tcW w:type="dxa" w:w="3864"/>
-          </w:tcPr>
-          <w:p>
-            <w:pPr>
-              <w:spacing w:after="0"/>
-              <w:jc w:val="both"/>
-            </w:pPr>
-            <w:r>
-              <w:rPr>
-                <w:rFonts w:ascii="Adani" w:hAnsi="Adani" w:eastAsia="Adani" w:cs="Adani"/>
-                <w:b w:val="0"/>
-                <w:sz w:val="23"/>
-              </w:rPr>
-              <w:t>ADANI RENEWABLE ENERGY FIFTY FIVE LIMITED</w:t>
-            </w:r>
-          </w:p>
-        </w:tc>
-        <w:tc>
-          <w:tcPr>
-            <w:tcW w:type="dxa" w:w="2610"/>
-          </w:tcPr>
-          <w:p>
-            <w:pPr>
-              <w:spacing w:after="0"/>
-              <w:jc w:val="center"/>
-            </w:pPr>
-            <w:r>
-              <w:rPr>
-                <w:rFonts w:ascii="Adani" w:hAnsi="Adani" w:eastAsia="Adani" w:cs="Adani"/>
-                <w:b w:val="0"/>
-                <w:sz w:val="23"/>
-              </w:rPr>
-              <w:t>26/08/2025</w:t>
-            </w:r>
-          </w:p>
-        </w:tc>
-        <w:tc>
-          <w:tcPr>
-            <w:tcW w:type="dxa" w:w="2250"/>
-          </w:tcPr>
-          <w:p>
-            <w:pPr>
-              <w:spacing w:after="0"/>
-              <w:jc w:val="center"/>
-            </w:pPr>
-          </w:p>
-        </w:tc>
-      </w:tr>
-      <w:tr>
-        <w:tc>
-          <w:tcPr>
-            <w:tcW w:type="dxa" w:w="636"/>
-          </w:tcPr>
-          <w:p>
-            <w:pPr>
-              <w:spacing w:after="0"/>
-              <w:ind w:left="360"/>
-            </w:pPr>
-            <w:r>
-              <w:rPr>
-                <w:rFonts w:ascii="Adani" w:hAnsi="Adani" w:eastAsia="Adani" w:cs="Adani"/>
-                <w:b w:val="0"/>
-                <w:sz w:val="23"/>
-              </w:rPr>
-              <w:t>6</w:t>
-            </w:r>
-          </w:p>
-        </w:tc>
-        <w:tc>
-          <w:tcPr>
-            <w:tcW w:type="dxa" w:w="3864"/>
-          </w:tcPr>
-          <w:p>
-            <w:pPr>
-              <w:spacing w:after="0"/>
-              <w:jc w:val="both"/>
-            </w:pPr>
-            <w:r>
-              <w:rPr>
-                <w:rFonts w:ascii="Adani" w:hAnsi="Adani" w:eastAsia="Adani" w:cs="Adani"/>
-                <w:b w:val="0"/>
-                <w:sz w:val="23"/>
-              </w:rPr>
-              <w:t>ADANI RENEWABLE ENERGY FIFTY EIGHT LIMITED</w:t>
-            </w:r>
-          </w:p>
-        </w:tc>
-        <w:tc>
-          <w:tcPr>
-            <w:tcW w:type="dxa" w:w="2610"/>
-          </w:tcPr>
-          <w:p>
-            <w:pPr>
-              <w:spacing w:after="0"/>
-              <w:jc w:val="center"/>
-            </w:pPr>
-            <w:r>
-              <w:rPr>
-                <w:rFonts w:ascii="Adani" w:hAnsi="Adani" w:eastAsia="Adani" w:cs="Adani"/>
-                <w:b w:val="0"/>
-                <w:sz w:val="23"/>
-              </w:rPr>
-              <w:t>26/08/2025</w:t>
-            </w:r>
-          </w:p>
-        </w:tc>
-        <w:tc>
-          <w:tcPr>
-            <w:tcW w:type="dxa" w:w="2250"/>
-          </w:tcPr>
-          <w:p>
-            <w:pPr>
-              <w:spacing w:after="0"/>
-              <w:jc w:val="center"/>
-            </w:pPr>
-          </w:p>
-        </w:tc>
-      </w:tr>
-      <w:tr>
-        <w:tc>
-          <w:tcPr>
-            <w:tcW w:type="dxa" w:w="636"/>
-          </w:tcPr>
-          <w:p>
-            <w:pPr>
-              <w:spacing w:after="0"/>
-              <w:ind w:left="360"/>
-            </w:pPr>
-            <w:r>
-              <w:rPr>
-                <w:rFonts w:ascii="Adani" w:hAnsi="Adani" w:eastAsia="Adani" w:cs="Adani"/>
-                <w:b w:val="0"/>
-                <w:sz w:val="23"/>
-              </w:rPr>
-              <w:t>7</w:t>
-            </w:r>
-          </w:p>
-        </w:tc>
-        <w:tc>
-          <w:tcPr>
-            <w:tcW w:type="dxa" w:w="3864"/>
-          </w:tcPr>
-          <w:p>
-            <w:pPr>
-              <w:spacing w:after="0"/>
-              <w:jc w:val="both"/>
-            </w:pPr>
-            <w:r>
-              <w:rPr>
-                <w:rFonts w:ascii="Adani" w:hAnsi="Adani" w:eastAsia="Adani" w:cs="Adani"/>
-                <w:b w:val="0"/>
-                <w:sz w:val="23"/>
-              </w:rPr>
-              <w:t>ADANI RENEWABLE ENERGY FIFTY NINE LIMITED</w:t>
-            </w:r>
-          </w:p>
-        </w:tc>
-        <w:tc>
-          <w:tcPr>
-            <w:tcW w:type="dxa" w:w="2610"/>
-          </w:tcPr>
-          <w:p>
-            <w:pPr>
-              <w:spacing w:after="0"/>
-              <w:jc w:val="center"/>
-            </w:pPr>
-            <w:r>
-              <w:rPr>
-                <w:rFonts w:ascii="Adani" w:hAnsi="Adani" w:eastAsia="Adani" w:cs="Adani"/>
-                <w:b w:val="0"/>
-                <w:sz w:val="23"/>
-              </w:rPr>
-              <w:t>26/08/2025</w:t>
-            </w:r>
-          </w:p>
-        </w:tc>
-        <w:tc>
-          <w:tcPr>
-            <w:tcW w:type="dxa" w:w="2250"/>
-          </w:tcPr>
-          <w:p>
-            <w:pPr>
-              <w:spacing w:after="0"/>
-              <w:jc w:val="center"/>
-            </w:pPr>
-          </w:p>
-        </w:tc>
-      </w:tr>
-      <w:tr>
-        <w:tc>
-          <w:tcPr>
-            <w:tcW w:type="dxa" w:w="636"/>
-          </w:tcPr>
-          <w:p>
-            <w:pPr>
-              <w:spacing w:after="0"/>
-              <w:ind w:left="360"/>
-            </w:pPr>
-            <w:r>
-              <w:rPr>
-                <w:rFonts w:ascii="Adani" w:hAnsi="Adani" w:eastAsia="Adani" w:cs="Adani"/>
-                <w:b w:val="0"/>
-                <w:sz w:val="23"/>
-              </w:rPr>
-              <w:t>8</w:t>
-            </w:r>
-          </w:p>
-        </w:tc>
-        <w:tc>
-          <w:tcPr>
-            <w:tcW w:type="dxa" w:w="3864"/>
-          </w:tcPr>
-          <w:p>
-            <w:pPr>
-              <w:spacing w:after="0"/>
-              <w:jc w:val="both"/>
-            </w:pPr>
-            <w:r>
-              <w:rPr>
-                <w:rFonts w:ascii="Adani" w:hAnsi="Adani" w:eastAsia="Adani" w:cs="Adani"/>
-                <w:b w:val="0"/>
-                <w:sz w:val="23"/>
-              </w:rPr>
-              <w:t>ADANI RENEWABLE ENERGY FIFTY SEVEN LIMITED</w:t>
-            </w:r>
-          </w:p>
-        </w:tc>
-        <w:tc>
-          <w:tcPr>
-            <w:tcW w:type="dxa" w:w="2610"/>
-          </w:tcPr>
-          <w:p>
-            <w:pPr>
-              <w:spacing w:after="0"/>
-              <w:jc w:val="center"/>
-            </w:pPr>
-            <w:r>
-              <w:rPr>
-                <w:rFonts w:ascii="Adani" w:hAnsi="Adani" w:eastAsia="Adani" w:cs="Adani"/>
-                <w:b w:val="0"/>
-                <w:sz w:val="23"/>
-              </w:rPr>
-              <w:t>26/08/2025</w:t>
-            </w:r>
-          </w:p>
-        </w:tc>
-        <w:tc>
-          <w:tcPr>
-            <w:tcW w:type="dxa" w:w="2250"/>
-          </w:tcPr>
-          <w:p>
-            <w:pPr>
-              <w:spacing w:after="0"/>
-              <w:jc w:val="center"/>
-            </w:pPr>
-          </w:p>
-        </w:tc>
-      </w:tr>
-      <w:tr>
-        <w:tc>
-          <w:tcPr>
-            <w:tcW w:type="dxa" w:w="636"/>
-          </w:tcPr>
-          <w:p>
-            <w:pPr>
-              <w:spacing w:after="0"/>
-              <w:ind w:left="360"/>
-            </w:pPr>
-            <w:r>
-              <w:rPr>
-                <w:rFonts w:ascii="Adani" w:hAnsi="Adani" w:eastAsia="Adani" w:cs="Adani"/>
-                <w:b w:val="0"/>
-                <w:sz w:val="23"/>
-              </w:rPr>
-              <w:t>9</w:t>
-            </w:r>
-          </w:p>
-        </w:tc>
-        <w:tc>
-          <w:tcPr>
-            <w:tcW w:type="dxa" w:w="3864"/>
-          </w:tcPr>
-          <w:p>
-            <w:pPr>
-              <w:spacing w:after="0"/>
-              <w:jc w:val="both"/>
-            </w:pPr>
-            <w:r>
-              <w:rPr>
-                <w:rFonts w:ascii="Adani" w:hAnsi="Adani" w:eastAsia="Adani" w:cs="Adani"/>
-                <w:b w:val="0"/>
-                <w:sz w:val="23"/>
-              </w:rPr>
-              <w:t>ABREL (ODISHA) SPV LIMITED</w:t>
-            </w:r>
-          </w:p>
-        </w:tc>
-        <w:tc>
-          <w:tcPr>
-            <w:tcW w:type="dxa" w:w="2610"/>
-          </w:tcPr>
-          <w:p>
-            <w:pPr>
-              <w:spacing w:after="0"/>
-              <w:jc w:val="center"/>
-            </w:pPr>
-            <w:r>
-              <w:rPr>
-                <w:rFonts w:ascii="Adani" w:hAnsi="Adani" w:eastAsia="Adani" w:cs="Adani"/>
-                <w:b w:val="0"/>
-                <w:sz w:val="23"/>
-              </w:rPr>
-              <w:t>15/05/2023</w:t>
-            </w:r>
-          </w:p>
-        </w:tc>
-        <w:tc>
-          <w:tcPr>
-            <w:tcW w:type="dxa" w:w="2250"/>
-          </w:tcPr>
-          <w:p>
-            <w:pPr>
-              <w:spacing w:after="0"/>
-              <w:jc w:val="center"/>
-            </w:pPr>
-          </w:p>
-        </w:tc>
-      </w:tr>
-      <w:tr>
-        <w:tc>
-          <w:tcPr>
-            <w:tcW w:type="dxa" w:w="636"/>
-          </w:tcPr>
-          <w:p>
-            <w:pPr>
-              <w:spacing w:after="0"/>
-              <w:ind w:left="360"/>
-            </w:pPr>
-            <w:r>
-              <w:rPr>
-                <w:rFonts w:ascii="Adani" w:hAnsi="Adani" w:eastAsia="Adani" w:cs="Adani"/>
-                <w:b w:val="0"/>
-                <w:sz w:val="23"/>
-              </w:rPr>
-              <w:t>10</w:t>
-            </w:r>
-          </w:p>
-        </w:tc>
-        <w:tc>
-          <w:tcPr>
-            <w:tcW w:type="dxa" w:w="3864"/>
-          </w:tcPr>
-          <w:p>
-            <w:pPr>
-              <w:spacing w:after="0"/>
-              <w:jc w:val="both"/>
-            </w:pPr>
-            <w:r>
-              <w:rPr>
-                <w:rFonts w:ascii="Adani" w:hAnsi="Adani" w:eastAsia="Adani" w:cs="Adani"/>
-                <w:b w:val="0"/>
-                <w:sz w:val="23"/>
-              </w:rPr>
-              <w:t>ADANI RENEWABLE ENERGY SEVEN LIMITED</w:t>
-            </w:r>
-          </w:p>
-        </w:tc>
-        <w:tc>
-          <w:tcPr>
-            <w:tcW w:type="dxa" w:w="2610"/>
-          </w:tcPr>
-          <w:p>
-            <w:pPr>
-              <w:spacing w:after="0"/>
-              <w:jc w:val="center"/>
-            </w:pPr>
-            <w:r>
-              <w:rPr>
-                <w:rFonts w:ascii="Adani" w:hAnsi="Adani" w:eastAsia="Adani" w:cs="Adani"/>
-                <w:b w:val="0"/>
-                <w:sz w:val="23"/>
-              </w:rPr>
-              <w:t>04/03/2021</w:t>
-            </w:r>
-          </w:p>
-        </w:tc>
-        <w:tc>
-          <w:tcPr>
-            <w:tcW w:type="dxa" w:w="2250"/>
-          </w:tcPr>
-          <w:p>
-            <w:pPr>
-              <w:spacing w:after="0"/>
-              <w:jc w:val="center"/>
-            </w:pPr>
-          </w:p>
-        </w:tc>
-      </w:tr>
-      <w:tr>
-        <w:tc>
-          <w:tcPr>
-            <w:tcW w:type="dxa" w:w="636"/>
-          </w:tcPr>
-          <w:p>
-            <w:pPr>
-              <w:spacing w:after="0"/>
-              <w:ind w:left="360"/>
-            </w:pPr>
-            <w:r>
-              <w:rPr>
-                <w:rFonts w:ascii="Adani" w:hAnsi="Adani" w:eastAsia="Adani" w:cs="Adani"/>
-                <w:b w:val="0"/>
-                <w:sz w:val="23"/>
-              </w:rPr>
-              <w:t>11</w:t>
-            </w:r>
-          </w:p>
-        </w:tc>
-        <w:tc>
-          <w:tcPr>
-            <w:tcW w:type="dxa" w:w="3864"/>
-          </w:tcPr>
-          <w:p>
-            <w:pPr>
-              <w:spacing w:after="0"/>
-              <w:jc w:val="both"/>
-            </w:pPr>
-            <w:r>
-              <w:rPr>
-                <w:rFonts w:ascii="Adani" w:hAnsi="Adani" w:eastAsia="Adani" w:cs="Adani"/>
-                <w:b w:val="0"/>
-                <w:sz w:val="23"/>
-              </w:rPr>
-              <w:t>ADANI RENEWABLE ENERGY TEN LIMITED</w:t>
-            </w:r>
-          </w:p>
-        </w:tc>
-        <w:tc>
-          <w:tcPr>
-            <w:tcW w:type="dxa" w:w="2610"/>
-          </w:tcPr>
-          <w:p>
-            <w:pPr>
-              <w:spacing w:after="0"/>
-              <w:jc w:val="center"/>
-            </w:pPr>
-            <w:r>
-              <w:rPr>
-                <w:rFonts w:ascii="Adani" w:hAnsi="Adani" w:eastAsia="Adani" w:cs="Adani"/>
-                <w:b w:val="0"/>
-                <w:sz w:val="23"/>
-              </w:rPr>
-              <w:t>04/03/2021</w:t>
-            </w:r>
-          </w:p>
-        </w:tc>
-        <w:tc>
-          <w:tcPr>
-            <w:tcW w:type="dxa" w:w="2250"/>
-          </w:tcPr>
-          <w:p>
-            <w:pPr>
-              <w:spacing w:after="0"/>
-              <w:jc w:val="center"/>
-            </w:pPr>
-          </w:p>
-        </w:tc>
-      </w:tr>
-      <w:tr>
-        <w:tc>
-          <w:tcPr>
-            <w:tcW w:type="dxa" w:w="636"/>
-          </w:tcPr>
-          <w:p>
-            <w:pPr>
-              <w:spacing w:after="0"/>
-              <w:ind w:left="360"/>
-            </w:pPr>
-            <w:r>
-              <w:rPr>
-                <w:rFonts w:ascii="Adani" w:hAnsi="Adani" w:eastAsia="Adani" w:cs="Adani"/>
-                <w:b w:val="0"/>
-                <w:sz w:val="23"/>
-              </w:rPr>
-              <w:t>12</w:t>
-            </w:r>
-          </w:p>
-        </w:tc>
-        <w:tc>
-          <w:tcPr>
-            <w:tcW w:type="dxa" w:w="3864"/>
-          </w:tcPr>
-          <w:p>
-            <w:pPr>
-              <w:spacing w:after="0"/>
-              <w:jc w:val="both"/>
-            </w:pPr>
-            <w:r>
-              <w:rPr>
-                <w:rFonts w:ascii="Adani" w:hAnsi="Adani" w:eastAsia="Adani" w:cs="Adani"/>
-                <w:b w:val="0"/>
-                <w:sz w:val="23"/>
-              </w:rPr>
-              <w:t>ADANI RENEWABLE ENERGY TWO LIMITED</w:t>
-            </w:r>
-          </w:p>
-        </w:tc>
-        <w:tc>
-          <w:tcPr>
-            <w:tcW w:type="dxa" w:w="2610"/>
-          </w:tcPr>
-          <w:p>
-            <w:pPr>
-              <w:spacing w:after="0"/>
-              <w:jc w:val="center"/>
-            </w:pPr>
-            <w:r>
-              <w:rPr>
-                <w:rFonts w:ascii="Adani" w:hAnsi="Adani" w:eastAsia="Adani" w:cs="Adani"/>
-                <w:b w:val="0"/>
-                <w:sz w:val="23"/>
-              </w:rPr>
-              <w:t>04/03/2021</w:t>
-            </w:r>
-          </w:p>
-        </w:tc>
-        <w:tc>
-          <w:tcPr>
-            <w:tcW w:type="dxa" w:w="2250"/>
-          </w:tcPr>
-          <w:p>
-            <w:pPr>
-              <w:spacing w:after="0"/>
-              <w:jc w:val="center"/>
-            </w:pPr>
-          </w:p>
-        </w:tc>
-      </w:tr>
-      <w:tr>
-        <w:tc>
-          <w:tcPr>
-            <w:tcW w:type="dxa" w:w="636"/>
-          </w:tcPr>
-          <w:p>
-            <w:pPr>
-              <w:spacing w:after="0"/>
-              <w:ind w:left="360"/>
-            </w:pPr>
-            <w:r>
-              <w:rPr>
-                <w:rFonts w:ascii="Adani" w:hAnsi="Adani" w:eastAsia="Adani" w:cs="Adani"/>
-                <w:b w:val="0"/>
-                <w:sz w:val="23"/>
-              </w:rPr>
-              <w:t>13</w:t>
-            </w:r>
-          </w:p>
-        </w:tc>
-        <w:tc>
-          <w:tcPr>
-            <w:tcW w:type="dxa" w:w="3864"/>
-          </w:tcPr>
-          <w:p>
-            <w:pPr>
-              <w:spacing w:after="0"/>
-              <w:jc w:val="both"/>
-            </w:pPr>
-            <w:r>
-              <w:rPr>
-                <w:rFonts w:ascii="Adani" w:hAnsi="Adani" w:eastAsia="Adani" w:cs="Adani"/>
-                <w:b w:val="0"/>
-                <w:sz w:val="23"/>
-              </w:rPr>
-              <w:t>ADANI RENEWABLE ENERGY EIGHT LIMITED</w:t>
-            </w:r>
-          </w:p>
-        </w:tc>
-        <w:tc>
-          <w:tcPr>
-            <w:tcW w:type="dxa" w:w="2610"/>
-          </w:tcPr>
-          <w:p>
-            <w:pPr>
-              <w:spacing w:after="0"/>
-              <w:jc w:val="center"/>
-            </w:pPr>
-            <w:r>
-              <w:rPr>
-                <w:rFonts w:ascii="Adani" w:hAnsi="Adani" w:eastAsia="Adani" w:cs="Adani"/>
-                <w:b w:val="0"/>
-                <w:sz w:val="23"/>
-              </w:rPr>
-              <w:t>04/03/2021</w:t>
-            </w:r>
-          </w:p>
-        </w:tc>
-        <w:tc>
-          <w:tcPr>
-            <w:tcW w:type="dxa" w:w="2250"/>
-          </w:tcPr>
-          <w:p>
-            <w:pPr>
-              <w:spacing w:after="0"/>
-              <w:jc w:val="center"/>
-            </w:pPr>
-          </w:p>
-        </w:tc>
-      </w:tr>
-      <w:tr>
-        <w:tc>
-          <w:tcPr>
-            <w:tcW w:type="dxa" w:w="636"/>
-          </w:tcPr>
-          <w:p>
-            <w:pPr>
-              <w:spacing w:after="0"/>
-              <w:ind w:left="360"/>
-            </w:pPr>
-            <w:r>
-              <w:rPr>
-                <w:rFonts w:ascii="Adani" w:hAnsi="Adani" w:eastAsia="Adani" w:cs="Adani"/>
-                <w:b w:val="0"/>
-                <w:sz w:val="23"/>
-              </w:rPr>
-              <w:t>14</w:t>
-            </w:r>
-          </w:p>
-        </w:tc>
-        <w:tc>
-          <w:tcPr>
-            <w:tcW w:type="dxa" w:w="3864"/>
-          </w:tcPr>
-          <w:p>
-            <w:pPr>
-              <w:spacing w:after="0"/>
-              <w:jc w:val="both"/>
-            </w:pPr>
-            <w:r>
-              <w:rPr>
-                <w:rFonts w:ascii="Adani" w:hAnsi="Adani" w:eastAsia="Adani" w:cs="Adani"/>
-                <w:b w:val="0"/>
-                <w:sz w:val="23"/>
-              </w:rPr>
-              <w:t>ADANI RENEWABLE ENERGY NINE LIMITED</w:t>
-            </w:r>
-          </w:p>
-        </w:tc>
-        <w:tc>
-          <w:tcPr>
-            <w:tcW w:type="dxa" w:w="2610"/>
-          </w:tcPr>
-          <w:p>
-            <w:pPr>
-              <w:spacing w:after="0"/>
-              <w:jc w:val="center"/>
-            </w:pPr>
-            <w:r>
-              <w:rPr>
-                <w:rFonts w:ascii="Adani" w:hAnsi="Adani" w:eastAsia="Adani" w:cs="Adani"/>
-                <w:b w:val="0"/>
-                <w:sz w:val="23"/>
-              </w:rPr>
-              <w:t>04/03/2021</w:t>
-            </w:r>
-          </w:p>
-        </w:tc>
-        <w:tc>
-          <w:tcPr>
-            <w:tcW w:type="dxa" w:w="2250"/>
-          </w:tcPr>
-          <w:p>
-            <w:pPr>
-              <w:spacing w:after="0"/>
-              <w:jc w:val="center"/>
-            </w:pPr>
-          </w:p>
-        </w:tc>
-      </w:tr>
-      <w:tr>
-        <w:tc>
-          <w:tcPr>
-            <w:tcW w:type="dxa" w:w="636"/>
-          </w:tcPr>
-          <w:p>
-            <w:pPr>
-              <w:spacing w:after="0"/>
-              <w:ind w:left="360"/>
-            </w:pPr>
-            <w:r>
-              <w:rPr>
-                <w:rFonts w:ascii="Adani" w:hAnsi="Adani" w:eastAsia="Adani" w:cs="Adani"/>
-                <w:b w:val="0"/>
-                <w:sz w:val="23"/>
-              </w:rPr>
-              <w:t>15</w:t>
-            </w:r>
-          </w:p>
-        </w:tc>
-        <w:tc>
-          <w:tcPr>
-            <w:tcW w:type="dxa" w:w="3864"/>
-          </w:tcPr>
-          <w:p>
-            <w:pPr>
-              <w:spacing w:after="0"/>
-              <w:jc w:val="both"/>
-            </w:pPr>
-            <w:r>
-              <w:rPr>
-                <w:rFonts w:ascii="Adani" w:hAnsi="Adani" w:eastAsia="Adani" w:cs="Adani"/>
-                <w:b w:val="0"/>
-                <w:sz w:val="23"/>
-              </w:rPr>
-              <w:t>ADANI RENEWABLE ENERGY ONE LIMITED</w:t>
-            </w:r>
-          </w:p>
-        </w:tc>
-        <w:tc>
-          <w:tcPr>
-            <w:tcW w:type="dxa" w:w="2610"/>
-          </w:tcPr>
-          <w:p>
-            <w:pPr>
-              <w:spacing w:after="0"/>
-              <w:jc w:val="center"/>
-            </w:pPr>
-            <w:r>
-              <w:rPr>
-                <w:rFonts w:ascii="Adani" w:hAnsi="Adani" w:eastAsia="Adani" w:cs="Adani"/>
-                <w:b w:val="0"/>
-                <w:sz w:val="23"/>
-              </w:rPr>
-              <w:t>04/03/2021</w:t>
-            </w:r>
-          </w:p>
-        </w:tc>
-        <w:tc>
-          <w:tcPr>
-            <w:tcW w:type="dxa" w:w="2250"/>
-          </w:tcPr>
-          <w:p>
-            <w:pPr>
-              <w:spacing w:after="0"/>
-              <w:jc w:val="center"/>
-            </w:pPr>
-          </w:p>
-        </w:tc>
-      </w:tr>
-      <w:tr>
-        <w:tc>
-          <w:tcPr>
-            <w:tcW w:type="dxa" w:w="636"/>
-          </w:tcPr>
-          <w:p>
-            <w:pPr>
-              <w:spacing w:after="0"/>
-              <w:ind w:left="360"/>
-            </w:pPr>
-            <w:r>
-              <w:rPr>
-                <w:rFonts w:ascii="Adani" w:hAnsi="Adani" w:eastAsia="Adani" w:cs="Adani"/>
-                <w:b w:val="0"/>
-                <w:sz w:val="23"/>
-              </w:rPr>
-              <w:t>16</w:t>
-            </w:r>
-          </w:p>
-        </w:tc>
-        <w:tc>
-          <w:tcPr>
-            <w:tcW w:type="dxa" w:w="3864"/>
-          </w:tcPr>
-          <w:p>
-            <w:pPr>
-              <w:spacing w:after="0"/>
-              <w:jc w:val="both"/>
-            </w:pPr>
-            <w:r>
-              <w:rPr>
-                <w:rFonts w:ascii="Adani" w:hAnsi="Adani" w:eastAsia="Adani" w:cs="Adani"/>
-                <w:b w:val="0"/>
-                <w:sz w:val="23"/>
-              </w:rPr>
-              <w:t>ADANI RENEWABLE ENERGY THREE LIMITED</w:t>
-            </w:r>
-          </w:p>
-        </w:tc>
-        <w:tc>
-          <w:tcPr>
-            <w:tcW w:type="dxa" w:w="2610"/>
-          </w:tcPr>
-          <w:p>
-            <w:pPr>
-              <w:spacing w:after="0"/>
-              <w:jc w:val="center"/>
-            </w:pPr>
-            <w:r>
-              <w:rPr>
-                <w:rFonts w:ascii="Adani" w:hAnsi="Adani" w:eastAsia="Adani" w:cs="Adani"/>
-                <w:b w:val="0"/>
-                <w:sz w:val="23"/>
-              </w:rPr>
-              <w:t>04/03/2021</w:t>
-            </w:r>
-          </w:p>
-        </w:tc>
-        <w:tc>
-          <w:tcPr>
-            <w:tcW w:type="dxa" w:w="2250"/>
-          </w:tcPr>
-          <w:p>
-            <w:pPr>
-              <w:spacing w:after="0"/>
-              <w:jc w:val="center"/>
-            </w:pPr>
-          </w:p>
-        </w:tc>
-      </w:tr>
-      <w:tr>
-        <w:tc>
-          <w:tcPr>
-            <w:tcW w:type="dxa" w:w="636"/>
-          </w:tcPr>
-          <w:p>
-            <w:pPr>
-              <w:spacing w:after="0"/>
-              <w:ind w:left="360"/>
-            </w:pPr>
-            <w:r>
-              <w:rPr>
-                <w:rFonts w:ascii="Adani" w:hAnsi="Adani" w:eastAsia="Adani" w:cs="Adani"/>
-                <w:b w:val="0"/>
-                <w:sz w:val="23"/>
-              </w:rPr>
-              <w:t>17</w:t>
-            </w:r>
-          </w:p>
-        </w:tc>
-        <w:tc>
-          <w:tcPr>
-            <w:tcW w:type="dxa" w:w="3864"/>
-          </w:tcPr>
-          <w:p>
-            <w:pPr>
-              <w:spacing w:after="0"/>
-              <w:jc w:val="both"/>
-            </w:pPr>
-            <w:r>
-              <w:rPr>
-                <w:rFonts w:ascii="Adani" w:hAnsi="Adani" w:eastAsia="Adani" w:cs="Adani"/>
-                <w:b w:val="0"/>
-                <w:sz w:val="23"/>
-              </w:rPr>
-              <w:t>ADANI RENEWABLE ENERGY FIVE LIMITED</w:t>
-            </w:r>
-          </w:p>
-        </w:tc>
-        <w:tc>
-          <w:tcPr>
-            <w:tcW w:type="dxa" w:w="2610"/>
-          </w:tcPr>
-          <w:p>
-            <w:pPr>
-              <w:spacing w:after="0"/>
-              <w:jc w:val="center"/>
-            </w:pPr>
-            <w:r>
-              <w:rPr>
-                <w:rFonts w:ascii="Adani" w:hAnsi="Adani" w:eastAsia="Adani" w:cs="Adani"/>
-                <w:b w:val="0"/>
-                <w:sz w:val="23"/>
-              </w:rPr>
-              <w:t>04/03/2021</w:t>
-            </w:r>
-          </w:p>
-        </w:tc>
-        <w:tc>
-          <w:tcPr>
-            <w:tcW w:type="dxa" w:w="2250"/>
-          </w:tcPr>
-          <w:p>
-            <w:pPr>
-              <w:spacing w:after="0"/>
-              <w:jc w:val="center"/>
-            </w:pPr>
-          </w:p>
-        </w:tc>
-      </w:tr>
-      <w:tr>
-        <w:tc>
-          <w:tcPr>
-            <w:tcW w:type="dxa" w:w="636"/>
-          </w:tcPr>
-          <w:p>
-            <w:pPr>
-              <w:spacing w:after="0"/>
-              <w:ind w:left="360"/>
-            </w:pPr>
-            <w:r>
-              <w:rPr>
-                <w:rFonts w:ascii="Adani" w:hAnsi="Adani" w:eastAsia="Adani" w:cs="Adani"/>
-                <w:b w:val="0"/>
-                <w:sz w:val="23"/>
-              </w:rPr>
-              <w:t>18</w:t>
-            </w:r>
-          </w:p>
-        </w:tc>
-        <w:tc>
-          <w:tcPr>
-            <w:tcW w:type="dxa" w:w="3864"/>
-          </w:tcPr>
-          <w:p>
-            <w:pPr>
-              <w:spacing w:after="0"/>
-              <w:jc w:val="both"/>
-            </w:pPr>
-            <w:r>
-              <w:rPr>
-                <w:rFonts w:ascii="Adani" w:hAnsi="Adani" w:eastAsia="Adani" w:cs="Adani"/>
-                <w:b w:val="0"/>
-                <w:sz w:val="23"/>
-              </w:rPr>
-              <w:t>ADANI RENEWABLE ENERGY SIX LIMITED</w:t>
-            </w:r>
-          </w:p>
-        </w:tc>
-        <w:tc>
-          <w:tcPr>
-            <w:tcW w:type="dxa" w:w="2610"/>
-          </w:tcPr>
-          <w:p>
-            <w:pPr>
-              <w:spacing w:after="0"/>
-              <w:jc w:val="center"/>
-            </w:pPr>
-            <w:r>
-              <w:rPr>
-                <w:rFonts w:ascii="Adani" w:hAnsi="Adani" w:eastAsia="Adani" w:cs="Adani"/>
-                <w:b w:val="0"/>
-                <w:sz w:val="23"/>
-              </w:rPr>
-              <w:t>04/03/2021</w:t>
-            </w:r>
-          </w:p>
-        </w:tc>
-        <w:tc>
-          <w:tcPr>
-            <w:tcW w:type="dxa" w:w="2250"/>
-          </w:tcPr>
-          <w:p>
-            <w:pPr>
-              <w:spacing w:after="0"/>
-              <w:jc w:val="center"/>
-            </w:pPr>
-          </w:p>
-        </w:tc>
-      </w:tr>
-      <w:tr>
-        <w:tc>
-          <w:tcPr>
-            <w:tcW w:type="dxa" w:w="636"/>
-          </w:tcPr>
-          <w:p>
-            <w:pPr>
-              <w:spacing w:after="0"/>
-              <w:ind w:left="360"/>
-            </w:pPr>
-            <w:r>
-              <w:rPr>
-                <w:rFonts w:ascii="Adani" w:hAnsi="Adani" w:eastAsia="Adani" w:cs="Adani"/>
-                <w:b w:val="0"/>
-                <w:sz w:val="23"/>
-              </w:rPr>
-              <w:t>19</w:t>
-            </w:r>
-          </w:p>
-        </w:tc>
-        <w:tc>
-          <w:tcPr>
-            <w:tcW w:type="dxa" w:w="3864"/>
-          </w:tcPr>
-          <w:p>
-            <w:pPr>
-              <w:spacing w:after="0"/>
-              <w:jc w:val="both"/>
-            </w:pPr>
-            <w:r>
-              <w:rPr>
-                <w:rFonts w:ascii="Adani" w:hAnsi="Adani" w:eastAsia="Adani" w:cs="Adani"/>
-                <w:b w:val="0"/>
-                <w:sz w:val="23"/>
-              </w:rPr>
-              <w:t>ADANI RENEWABLE ENERGY FOUR LIMITED</w:t>
-            </w:r>
-          </w:p>
-        </w:tc>
-        <w:tc>
-          <w:tcPr>
-            <w:tcW w:type="dxa" w:w="2610"/>
-          </w:tcPr>
-          <w:p>
-            <w:pPr>
-              <w:spacing w:after="0"/>
-              <w:jc w:val="center"/>
-            </w:pPr>
-            <w:r>
-              <w:rPr>
-                <w:rFonts w:ascii="Adani" w:hAnsi="Adani" w:eastAsia="Adani" w:cs="Adani"/>
-                <w:b w:val="0"/>
-                <w:sz w:val="23"/>
-              </w:rPr>
-              <w:t>04/03/2021</w:t>
-            </w:r>
           </w:p>
         </w:tc>
         <w:tc>
@@ -1735,7 +583,7 @@
           <w:b w:val="0"/>
           <w:sz w:val="23"/>
         </w:rPr>
-        <w:t xml:space="preserve">Date: 07th May, 2026</w:t>
+        <w:t xml:space="preserve">Date: 15th May, 2026</w:t>
         <w:tab/>
       </w:r>
     </w:p>
